--- a/resumen-videos/resultados/TC_03_Liberar_paciente_corte_de_luz_reinicio_gantry/TC_03_Liberar_paciente_corte_de_luz_reinicio_gantry.docx
+++ b/resumen-videos/resultados/TC_03_Liberar_paciente_corte_de_luz_reinicio_gantry/TC_03_Liberar_paciente_corte_de_luz_reinicio_gantry.docx
@@ -4,7 +4,7 @@
   <w:body>
     <w:p>
       <w:pPr>
-        <w:spacing w:before="1191" w:after="0" w:line="240" w:lineRule="auto"/>
+        <w:spacing w:before="2189" w:after="0" w:line="240" w:lineRule="auto"/>
         <w:ind w:left="850" w:right="850"/>
       </w:pPr>
       <w:r>
@@ -213,7 +213,7 @@
           <w:bottom w:val="single" w:sz="4" w:space="2" w:color="BBBBBB"/>
         </w:pBdr>
         <w:tabs>
-          <w:tab w:pos="15704" w:val="right"/>
+          <w:tab w:pos="10772" w:val="right"/>
         </w:tabs>
         <w:spacing w:before="0" w:after="80" w:line="192" w:lineRule="exact"/>
       </w:pPr>
@@ -265,8 +265,8 @@
         <w:tblLook w:firstColumn="1" w:firstRow="1" w:lastColumn="0" w:lastRow="0" w:noHBand="0" w:noVBand="1" w:val="04A0"/>
       </w:tblPr>
       <w:tblGrid>
-        <w:gridCol w:w="7852"/>
-        <w:gridCol w:w="7852"/>
+        <w:gridCol w:w="5386"/>
+        <w:gridCol w:w="5386"/>
       </w:tblGrid>
       <w:tr>
         <w:trPr>
@@ -274,7 +274,7 @@
         </w:trPr>
         <w:tc>
           <w:tcPr>
-            <w:tcW w:type="dxa" w:w="13890"/>
+            <w:tcW w:type="dxa" w:w="8957"/>
           </w:tcPr>
           <w:p>
             <w:pPr>
@@ -304,7 +304,7 @@
         </w:trPr>
         <w:tc>
           <w:tcPr>
-            <w:tcW w:type="dxa" w:w="13890"/>
+            <w:tcW w:type="dxa" w:w="8957"/>
           </w:tcPr>
           <w:p>
             <w:pPr>
@@ -352,7 +352,7 @@
         </w:trPr>
         <w:tc>
           <w:tcPr>
-            <w:tcW w:type="dxa" w:w="13890"/>
+            <w:tcW w:type="dxa" w:w="8957"/>
           </w:tcPr>
           <w:p>
             <w:pPr>
@@ -389,7 +389,7 @@
                 <w:sz w:val="20"/>
               </w:rPr>
               <w:tab/>
-              <w:t>00:22 · pág. 3</w:t>
+              <w:t>00:22 · pág. 4</w:t>
             </w:r>
           </w:p>
         </w:tc>
@@ -400,7 +400,7 @@
         </w:trPr>
         <w:tc>
           <w:tcPr>
-            <w:tcW w:type="dxa" w:w="13890"/>
+            <w:tcW w:type="dxa" w:w="8957"/>
           </w:tcPr>
           <w:p>
             <w:pPr>
@@ -437,7 +437,7 @@
                 <w:sz w:val="20"/>
               </w:rPr>
               <w:tab/>
-              <w:t>00:28 · pág. 4</w:t>
+              <w:t>00:28 · pág. 5</w:t>
             </w:r>
           </w:p>
         </w:tc>
@@ -448,7 +448,7 @@
         </w:trPr>
         <w:tc>
           <w:tcPr>
-            <w:tcW w:type="dxa" w:w="13890"/>
+            <w:tcW w:type="dxa" w:w="8957"/>
           </w:tcPr>
           <w:p>
             <w:pPr>
@@ -485,7 +485,7 @@
                 <w:sz w:val="20"/>
               </w:rPr>
               <w:tab/>
-              <w:t>00:32 · pág. 4</w:t>
+              <w:t>00:32 · pág. 6</w:t>
             </w:r>
           </w:p>
         </w:tc>
@@ -496,7 +496,7 @@
         </w:trPr>
         <w:tc>
           <w:tcPr>
-            <w:tcW w:type="dxa" w:w="13890"/>
+            <w:tcW w:type="dxa" w:w="8957"/>
           </w:tcPr>
           <w:p>
             <w:pPr>
@@ -533,7 +533,7 @@
                 <w:sz w:val="20"/>
               </w:rPr>
               <w:tab/>
-              <w:t>00:43 · pág. 5</w:t>
+              <w:t>00:43 · pág. 7</w:t>
             </w:r>
           </w:p>
         </w:tc>
@@ -544,7 +544,7 @@
         </w:trPr>
         <w:tc>
           <w:tcPr>
-            <w:tcW w:type="dxa" w:w="13890"/>
+            <w:tcW w:type="dxa" w:w="8957"/>
           </w:tcPr>
           <w:p>
             <w:pPr>
@@ -574,7 +574,7 @@
         </w:trPr>
         <w:tc>
           <w:tcPr>
-            <w:tcW w:type="dxa" w:w="13890"/>
+            <w:tcW w:type="dxa" w:w="8957"/>
           </w:tcPr>
           <w:p>
             <w:pPr>
@@ -611,7 +611,7 @@
                 <w:sz w:val="20"/>
               </w:rPr>
               <w:tab/>
-              <w:t>01:01 · pág. 5</w:t>
+              <w:t>01:01 · pág. 8</w:t>
             </w:r>
           </w:p>
         </w:tc>
@@ -622,7 +622,7 @@
         </w:trPr>
         <w:tc>
           <w:tcPr>
-            <w:tcW w:type="dxa" w:w="13890"/>
+            <w:tcW w:type="dxa" w:w="8957"/>
           </w:tcPr>
           <w:p>
             <w:pPr>
@@ -652,7 +652,7 @@
         </w:trPr>
         <w:tc>
           <w:tcPr>
-            <w:tcW w:type="dxa" w:w="13890"/>
+            <w:tcW w:type="dxa" w:w="8957"/>
           </w:tcPr>
           <w:p>
             <w:pPr>
@@ -689,7 +689,7 @@
                 <w:sz w:val="20"/>
               </w:rPr>
               <w:tab/>
-              <w:t>02:22 · pág. 6</w:t>
+              <w:t>02:22 · pág. 9</w:t>
             </w:r>
           </w:p>
         </w:tc>
@@ -700,7 +700,7 @@
         </w:trPr>
         <w:tc>
           <w:tcPr>
-            <w:tcW w:type="dxa" w:w="13890"/>
+            <w:tcW w:type="dxa" w:w="8957"/>
           </w:tcPr>
           <w:p>
             <w:pPr>
@@ -737,7 +737,7 @@
                 <w:sz w:val="20"/>
               </w:rPr>
               <w:tab/>
-              <w:t>02:37 · pág. 6</w:t>
+              <w:t>02:37 · pág. 10</w:t>
             </w:r>
           </w:p>
         </w:tc>
@@ -745,12 +745,24 @@
     </w:tbl>
     <w:p>
       <w:pPr>
-        <w:pageBreakBefore/>
+        <w:sectPr>
+          <w:footerReference w:type="default" r:id="rId9"/>
+          <w:pgSz w:w="11906" w:h="16838"/>
+          <w:pgMar w:top="567" w:right="567" w:bottom="567" w:left="567" w:header="283" w:footer="283" w:gutter="0"/>
+          <w:cols w:space="720"/>
+          <w:titlePg/>
+          <w:docGrid w:linePitch="360"/>
+        </w:sectPr>
+      </w:pPr>
+    </w:p>
+    <w:p>
+      <w:pPr>
+        <w:pageBreakBefore w:val="0"/>
         <w:pBdr>
           <w:bottom w:val="single" w:sz="4" w:space="2" w:color="BBBBBB"/>
         </w:pBdr>
         <w:tabs>
-          <w:tab w:pos="15704" w:val="right"/>
+          <w:tab w:pos="10772" w:val="right"/>
         </w:tabs>
         <w:spacing w:before="0" w:after="80" w:line="192" w:lineRule="exact"/>
       </w:pPr>
@@ -771,7 +783,7 @@
           <w:sz w:val="16"/>
         </w:rPr>
         <w:tab/>
-        <w:t>Pasos 1–2 de 8</w:t>
+        <w:t>Paso 1 de 8</w:t>
       </w:r>
     </w:p>
     <w:tbl>
@@ -788,16 +800,15 @@
         <w:tblLook w:firstColumn="1" w:firstRow="1" w:lastColumn="0" w:lastRow="0" w:noHBand="0" w:noVBand="1" w:val="04A0"/>
       </w:tblPr>
       <w:tblGrid>
-        <w:gridCol w:w="7852"/>
-        <w:gridCol w:w="7852"/>
+        <w:gridCol w:w="10772"/>
       </w:tblGrid>
       <w:tr>
         <w:trPr>
-          <w:trHeight w:val="10148" w:hRule="exact"/>
+          <w:trHeight w:val="15080" w:hRule="exact"/>
         </w:trPr>
         <w:tc>
           <w:tcPr>
-            <w:tcW w:type="dxa" w:w="7710"/>
+            <w:tcW w:type="dxa" w:w="10772"/>
             <w:vAlign w:val="top"/>
           </w:tcPr>
           <w:p>
@@ -814,7 +825,7 @@
               </w:rPr>
               <w:drawing>
                 <wp:inline xmlns:a="http://schemas.openxmlformats.org/drawingml/2006/main" xmlns:pic="http://schemas.openxmlformats.org/drawingml/2006/picture">
-                  <wp:extent cx="3081701" cy="5478580"/>
+                  <wp:extent cx="4697718" cy="8351499"/>
                   <wp:docPr id="1" name="Picture 1"/>
                   <wp:cNvGraphicFramePr>
                     <a:graphicFrameLocks noChangeAspect="1"/>
@@ -835,7 +846,7 @@
                         <pic:spPr>
                           <a:xfrm>
                             <a:off x="0" y="0"/>
-                            <a:ext cx="3081701" cy="5478580"/>
+                            <a:ext cx="4697718" cy="8351499"/>
                           </a:xfrm>
                           <a:prstGeom prst="rect"/>
                         </pic:spPr>
@@ -848,50 +859,113 @@
           </w:p>
           <w:p>
             <w:pPr>
-              <w:spacing w:before="0" w:after="20" w:line="204" w:lineRule="exact"/>
+              <w:spacing w:before="0" w:after="20" w:line="216" w:lineRule="exact"/>
             </w:pPr>
             <w:r>
               <w:rPr>
                 <w:b w:val="0"/>
                 <w:i w:val="0"/>
                 <w:color w:val="666666"/>
-                <w:sz w:val="17"/>
+                <w:sz w:val="18"/>
               </w:rPr>
               <w:t>PASO 1 · LIBERACION MANUAL · 00:05</w:t>
             </w:r>
           </w:p>
           <w:p>
             <w:pPr>
-              <w:spacing w:before="0" w:after="20" w:line="312" w:lineRule="exact"/>
+              <w:spacing w:before="0" w:after="20" w:line="360" w:lineRule="exact"/>
             </w:pPr>
             <w:r>
               <w:rPr>
                 <w:b/>
                 <w:i w:val="0"/>
                 <w:color w:val="111111"/>
-                <w:sz w:val="26"/>
+                <w:sz w:val="30"/>
               </w:rPr>
               <w:t>Simular corte de energia</w:t>
             </w:r>
           </w:p>
           <w:p>
             <w:pPr>
-              <w:spacing w:before="0" w:after="0" w:line="252" w:lineRule="exact"/>
+              <w:spacing w:before="0" w:after="0" w:line="276" w:lineRule="exact"/>
             </w:pPr>
             <w:r>
               <w:rPr>
                 <w:b w:val="0"/>
                 <w:i w:val="0"/>
                 <w:color w:val="222222"/>
-                <w:sz w:val="21"/>
+                <w:sz w:val="23"/>
               </w:rPr>
               <w:t>El instructor simula una falla electrica total presionando los botones del panel lateral del gantry, dejando al equipo sin energia y con la pantalla apagada.</w:t>
             </w:r>
           </w:p>
         </w:tc>
+      </w:tr>
+    </w:tbl>
+    <w:p>
+      <w:pPr>
+        <w:sectPr>
+          <w:pgSz w:w="11906" w:h="16838"/>
+          <w:pgMar w:top="567" w:right="567" w:bottom="567" w:left="567" w:header="283" w:footer="283" w:gutter="0"/>
+          <w:cols w:space="720"/>
+          <w:docGrid w:linePitch="360"/>
+        </w:sectPr>
+      </w:pPr>
+    </w:p>
+    <w:p>
+      <w:pPr>
+        <w:pageBreakBefore w:val="0"/>
+        <w:pBdr>
+          <w:bottom w:val="single" w:sz="4" w:space="2" w:color="BBBBBB"/>
+        </w:pBdr>
+        <w:tabs>
+          <w:tab w:pos="10772" w:val="right"/>
+        </w:tabs>
+        <w:spacing w:before="0" w:after="80" w:line="192" w:lineRule="exact"/>
+      </w:pPr>
+      <w:r>
+        <w:rPr>
+          <w:b w:val="0"/>
+          <w:i w:val="0"/>
+          <w:color w:val="666666"/>
+          <w:sz w:val="16"/>
+        </w:rPr>
+        <w:t>Procedimiento de liberación de camilla y seguridad en TC Canon</w:t>
+      </w:r>
+      <w:r>
+        <w:rPr>
+          <w:b w:val="0"/>
+          <w:i w:val="0"/>
+          <w:color w:val="666666"/>
+          <w:sz w:val="16"/>
+        </w:rPr>
+        <w:tab/>
+        <w:t>Paso 2 de 8</w:t>
+      </w:r>
+    </w:p>
+    <w:tbl>
+      <w:tblPr>
+        <w:tblW w:type="auto" w:w="0"/>
+        <w:jc w:val="center"/>
+        <w:tblLayout w:type="fixed"/>
+        <w:tblCellMar>
+          <w:top w:w="28" w:type="dxa"/>
+          <w:left w:w="85" w:type="dxa"/>
+          <w:bottom w:w="0" w:type="dxa"/>
+          <w:right w:w="85" w:type="dxa"/>
+        </w:tblCellMar>
+        <w:tblLook w:firstColumn="1" w:firstRow="1" w:lastColumn="0" w:lastRow="0" w:noHBand="0" w:noVBand="1" w:val="04A0"/>
+      </w:tblPr>
+      <w:tblGrid>
+        <w:gridCol w:w="10772"/>
+      </w:tblGrid>
+      <w:tr>
+        <w:trPr>
+          <w:trHeight w:val="15080" w:hRule="exact"/>
+        </w:trPr>
         <w:tc>
           <w:tcPr>
-            <w:tcW w:type="dxa" w:w="7710"/>
+            <w:tcW w:type="dxa" w:w="10772"/>
             <w:vAlign w:val="top"/>
           </w:tcPr>
           <w:p>
@@ -908,7 +982,7 @@
               </w:rPr>
               <w:drawing>
                 <wp:inline xmlns:a="http://schemas.openxmlformats.org/drawingml/2006/main" xmlns:pic="http://schemas.openxmlformats.org/drawingml/2006/picture">
-                  <wp:extent cx="3081701" cy="5478580"/>
+                  <wp:extent cx="4697718" cy="8351499"/>
                   <wp:docPr id="2" name="Picture 2"/>
                   <wp:cNvGraphicFramePr>
                     <a:graphicFrameLocks noChangeAspect="1"/>
@@ -929,7 +1003,7 @@
                         <pic:spPr>
                           <a:xfrm>
                             <a:off x="0" y="0"/>
-                            <a:ext cx="3081701" cy="5478580"/>
+                            <a:ext cx="4697718" cy="8351499"/>
                           </a:xfrm>
                           <a:prstGeom prst="rect"/>
                         </pic:spPr>
@@ -942,42 +1016,42 @@
           </w:p>
           <w:p>
             <w:pPr>
-              <w:spacing w:before="0" w:after="20" w:line="204" w:lineRule="exact"/>
+              <w:spacing w:before="0" w:after="20" w:line="216" w:lineRule="exact"/>
             </w:pPr>
             <w:r>
               <w:rPr>
                 <w:b w:val="0"/>
                 <w:i w:val="0"/>
                 <w:color w:val="666666"/>
-                <w:sz w:val="17"/>
+                <w:sz w:val="18"/>
               </w:rPr>
               <w:t>PASO 2 · LIBERACION MANUAL · 00:22</w:t>
             </w:r>
           </w:p>
           <w:p>
             <w:pPr>
-              <w:spacing w:before="0" w:after="20" w:line="312" w:lineRule="exact"/>
+              <w:spacing w:before="0" w:after="20" w:line="360" w:lineRule="exact"/>
             </w:pPr>
             <w:r>
               <w:rPr>
                 <w:b/>
                 <w:i w:val="0"/>
                 <w:color w:val="111111"/>
-                <w:sz w:val="26"/>
+                <w:sz w:val="30"/>
               </w:rPr>
               <w:t>Abrir compartimento de liberacion</w:t>
             </w:r>
           </w:p>
           <w:p>
             <w:pPr>
-              <w:spacing w:before="0" w:after="0" w:line="252" w:lineRule="exact"/>
+              <w:spacing w:before="0" w:after="0" w:line="276" w:lineRule="exact"/>
             </w:pPr>
             <w:r>
               <w:rPr>
                 <w:b w:val="0"/>
                 <w:i w:val="0"/>
                 <w:color w:val="222222"/>
-                <w:sz w:val="21"/>
+                <w:sz w:val="23"/>
               </w:rPr>
               <w:t>Presionar la tapa ubicada en el extremo final de la camilla para acceder al mecanismo de liberacion manual de emergencia.</w:t>
             </w:r>
@@ -987,12 +1061,22 @@
     </w:tbl>
     <w:p>
       <w:pPr>
-        <w:pageBreakBefore/>
+        <w:sectPr>
+          <w:pgSz w:w="11906" w:h="16838"/>
+          <w:pgMar w:top="567" w:right="567" w:bottom="567" w:left="567" w:header="283" w:footer="283" w:gutter="0"/>
+          <w:cols w:space="720"/>
+          <w:docGrid w:linePitch="360"/>
+        </w:sectPr>
+      </w:pPr>
+    </w:p>
+    <w:p>
+      <w:pPr>
+        <w:pageBreakBefore w:val="0"/>
         <w:pBdr>
           <w:bottom w:val="single" w:sz="4" w:space="2" w:color="BBBBBB"/>
         </w:pBdr>
         <w:tabs>
-          <w:tab w:pos="15704" w:val="right"/>
+          <w:tab w:pos="10772" w:val="right"/>
         </w:tabs>
         <w:spacing w:before="0" w:after="80" w:line="192" w:lineRule="exact"/>
       </w:pPr>
@@ -1013,7 +1097,7 @@
           <w:sz w:val="16"/>
         </w:rPr>
         <w:tab/>
-        <w:t>Pasos 3–4 de 8</w:t>
+        <w:t>Paso 3 de 8</w:t>
       </w:r>
     </w:p>
     <w:tbl>
@@ -1030,16 +1114,15 @@
         <w:tblLook w:firstColumn="1" w:firstRow="1" w:lastColumn="0" w:lastRow="0" w:noHBand="0" w:noVBand="1" w:val="04A0"/>
       </w:tblPr>
       <w:tblGrid>
-        <w:gridCol w:w="7852"/>
-        <w:gridCol w:w="7852"/>
+        <w:gridCol w:w="10772"/>
       </w:tblGrid>
       <w:tr>
         <w:trPr>
-          <w:trHeight w:val="10148" w:hRule="exact"/>
+          <w:trHeight w:val="15080" w:hRule="exact"/>
         </w:trPr>
         <w:tc>
           <w:tcPr>
-            <w:tcW w:type="dxa" w:w="7710"/>
+            <w:tcW w:type="dxa" w:w="10772"/>
             <w:vAlign w:val="top"/>
           </w:tcPr>
           <w:p>
@@ -1056,7 +1139,7 @@
               </w:rPr>
               <w:drawing>
                 <wp:inline xmlns:a="http://schemas.openxmlformats.org/drawingml/2006/main" xmlns:pic="http://schemas.openxmlformats.org/drawingml/2006/picture">
-                  <wp:extent cx="3081701" cy="5478580"/>
+                  <wp:extent cx="4697718" cy="8351499"/>
                   <wp:docPr id="3" name="Picture 3"/>
                   <wp:cNvGraphicFramePr>
                     <a:graphicFrameLocks noChangeAspect="1"/>
@@ -1077,7 +1160,7 @@
                         <pic:spPr>
                           <a:xfrm>
                             <a:off x="0" y="0"/>
-                            <a:ext cx="3081701" cy="5478580"/>
+                            <a:ext cx="4697718" cy="8351499"/>
                           </a:xfrm>
                           <a:prstGeom prst="rect"/>
                         </pic:spPr>
@@ -1090,50 +1173,113 @@
           </w:p>
           <w:p>
             <w:pPr>
-              <w:spacing w:before="0" w:after="20" w:line="204" w:lineRule="exact"/>
+              <w:spacing w:before="0" w:after="20" w:line="216" w:lineRule="exact"/>
             </w:pPr>
             <w:r>
               <w:rPr>
                 <w:b w:val="0"/>
                 <w:i w:val="0"/>
                 <w:color w:val="666666"/>
-                <w:sz w:val="17"/>
+                <w:sz w:val="18"/>
               </w:rPr>
               <w:t>PASO 3 · LIBERACION MANUAL · 00:28</w:t>
             </w:r>
           </w:p>
           <w:p>
             <w:pPr>
-              <w:spacing w:before="0" w:after="20" w:line="312" w:lineRule="exact"/>
+              <w:spacing w:before="0" w:after="20" w:line="360" w:lineRule="exact"/>
             </w:pPr>
             <w:r>
               <w:rPr>
                 <w:b/>
                 <w:i w:val="0"/>
                 <w:color w:val="111111"/>
-                <w:sz w:val="26"/>
+                <w:sz w:val="30"/>
               </w:rPr>
               <w:t>Girar manilla roja de liberacion</w:t>
             </w:r>
           </w:p>
           <w:p>
             <w:pPr>
-              <w:spacing w:before="0" w:after="0" w:line="252" w:lineRule="exact"/>
+              <w:spacing w:before="0" w:after="0" w:line="276" w:lineRule="exact"/>
             </w:pPr>
             <w:r>
               <w:rPr>
                 <w:b w:val="0"/>
                 <w:i w:val="0"/>
                 <w:color w:val="222222"/>
-                <w:sz w:val="21"/>
+                <w:sz w:val="23"/>
               </w:rPr>
               <w:t>Girar la palanca roja en la direccion de la flecha como indica la etiqueta COUCH-TOP MOVEMENT PROCEDURE DURING POWER FAILURE para permitir el movimiento manual.</w:t>
             </w:r>
           </w:p>
         </w:tc>
+      </w:tr>
+    </w:tbl>
+    <w:p>
+      <w:pPr>
+        <w:sectPr>
+          <w:pgSz w:w="11906" w:h="16838"/>
+          <w:pgMar w:top="567" w:right="567" w:bottom="567" w:left="567" w:header="283" w:footer="283" w:gutter="0"/>
+          <w:cols w:space="720"/>
+          <w:docGrid w:linePitch="360"/>
+        </w:sectPr>
+      </w:pPr>
+    </w:p>
+    <w:p>
+      <w:pPr>
+        <w:pageBreakBefore w:val="0"/>
+        <w:pBdr>
+          <w:bottom w:val="single" w:sz="4" w:space="2" w:color="BBBBBB"/>
+        </w:pBdr>
+        <w:tabs>
+          <w:tab w:pos="10772" w:val="right"/>
+        </w:tabs>
+        <w:spacing w:before="0" w:after="80" w:line="192" w:lineRule="exact"/>
+      </w:pPr>
+      <w:r>
+        <w:rPr>
+          <w:b w:val="0"/>
+          <w:i w:val="0"/>
+          <w:color w:val="666666"/>
+          <w:sz w:val="16"/>
+        </w:rPr>
+        <w:t>Procedimiento de liberación de camilla y seguridad en TC Canon</w:t>
+      </w:r>
+      <w:r>
+        <w:rPr>
+          <w:b w:val="0"/>
+          <w:i w:val="0"/>
+          <w:color w:val="666666"/>
+          <w:sz w:val="16"/>
+        </w:rPr>
+        <w:tab/>
+        <w:t>Paso 4 de 8</w:t>
+      </w:r>
+    </w:p>
+    <w:tbl>
+      <w:tblPr>
+        <w:tblW w:type="auto" w:w="0"/>
+        <w:jc w:val="center"/>
+        <w:tblLayout w:type="fixed"/>
+        <w:tblCellMar>
+          <w:top w:w="28" w:type="dxa"/>
+          <w:left w:w="85" w:type="dxa"/>
+          <w:bottom w:w="0" w:type="dxa"/>
+          <w:right w:w="85" w:type="dxa"/>
+        </w:tblCellMar>
+        <w:tblLook w:firstColumn="1" w:firstRow="1" w:lastColumn="0" w:lastRow="0" w:noHBand="0" w:noVBand="1" w:val="04A0"/>
+      </w:tblPr>
+      <w:tblGrid>
+        <w:gridCol w:w="10772"/>
+      </w:tblGrid>
+      <w:tr>
+        <w:trPr>
+          <w:trHeight w:val="15080" w:hRule="exact"/>
+        </w:trPr>
         <w:tc>
           <w:tcPr>
-            <w:tcW w:type="dxa" w:w="7710"/>
+            <w:tcW w:type="dxa" w:w="10772"/>
             <w:vAlign w:val="top"/>
           </w:tcPr>
           <w:p>
@@ -1150,7 +1296,7 @@
               </w:rPr>
               <w:drawing>
                 <wp:inline xmlns:a="http://schemas.openxmlformats.org/drawingml/2006/main" xmlns:pic="http://schemas.openxmlformats.org/drawingml/2006/picture">
-                  <wp:extent cx="3081701" cy="5478580"/>
+                  <wp:extent cx="4697718" cy="8351499"/>
                   <wp:docPr id="4" name="Picture 4"/>
                   <wp:cNvGraphicFramePr>
                     <a:graphicFrameLocks noChangeAspect="1"/>
@@ -1171,7 +1317,7 @@
                         <pic:spPr>
                           <a:xfrm>
                             <a:off x="0" y="0"/>
-                            <a:ext cx="3081701" cy="5478580"/>
+                            <a:ext cx="4697718" cy="8351499"/>
                           </a:xfrm>
                           <a:prstGeom prst="rect"/>
                         </pic:spPr>
@@ -1184,42 +1330,42 @@
           </w:p>
           <w:p>
             <w:pPr>
-              <w:spacing w:before="0" w:after="20" w:line="204" w:lineRule="exact"/>
+              <w:spacing w:before="0" w:after="20" w:line="216" w:lineRule="exact"/>
             </w:pPr>
             <w:r>
               <w:rPr>
                 <w:b w:val="0"/>
                 <w:i w:val="0"/>
                 <w:color w:val="666666"/>
-                <w:sz w:val="17"/>
+                <w:sz w:val="18"/>
               </w:rPr>
               <w:t>PASO 4 · LIBERACION MANUAL · 00:32</w:t>
             </w:r>
           </w:p>
           <w:p>
             <w:pPr>
-              <w:spacing w:before="0" w:after="20" w:line="312" w:lineRule="exact"/>
+              <w:spacing w:before="0" w:after="20" w:line="360" w:lineRule="exact"/>
             </w:pPr>
             <w:r>
               <w:rPr>
                 <w:b/>
                 <w:i w:val="0"/>
                 <w:color w:val="111111"/>
-                <w:sz w:val="26"/>
+                <w:sz w:val="30"/>
               </w:rPr>
               <w:t>Retirar paciente manualmente</w:t>
             </w:r>
           </w:p>
           <w:p>
             <w:pPr>
-              <w:spacing w:before="0" w:after="0" w:line="252" w:lineRule="exact"/>
+              <w:spacing w:before="0" w:after="0" w:line="276" w:lineRule="exact"/>
             </w:pPr>
             <w:r>
               <w:rPr>
                 <w:b w:val="0"/>
                 <w:i w:val="0"/>
                 <w:color w:val="222222"/>
-                <w:sz w:val="21"/>
+                <w:sz w:val="23"/>
               </w:rPr>
               <w:t>Con la manilla desbloqueada, el operador jala la camilla usando la manilla gris para extraer al paciente del tunel del gantry Aquilion Exceed LB.</w:t>
             </w:r>
@@ -1229,12 +1375,22 @@
     </w:tbl>
     <w:p>
       <w:pPr>
-        <w:pageBreakBefore/>
+        <w:sectPr>
+          <w:pgSz w:w="11906" w:h="16838"/>
+          <w:pgMar w:top="567" w:right="567" w:bottom="567" w:left="567" w:header="283" w:footer="283" w:gutter="0"/>
+          <w:cols w:space="720"/>
+          <w:docGrid w:linePitch="360"/>
+        </w:sectPr>
+      </w:pPr>
+    </w:p>
+    <w:p>
+      <w:pPr>
+        <w:pageBreakBefore w:val="0"/>
         <w:pBdr>
           <w:bottom w:val="single" w:sz="4" w:space="2" w:color="BBBBBB"/>
         </w:pBdr>
         <w:tabs>
-          <w:tab w:pos="15704" w:val="right"/>
+          <w:tab w:pos="10772" w:val="right"/>
         </w:tabs>
         <w:spacing w:before="0" w:after="80" w:line="192" w:lineRule="exact"/>
       </w:pPr>
@@ -1255,7 +1411,7 @@
           <w:sz w:val="16"/>
         </w:rPr>
         <w:tab/>
-        <w:t>Pasos 5–6 de 8</w:t>
+        <w:t>Paso 5 de 8</w:t>
       </w:r>
     </w:p>
     <w:tbl>
@@ -1272,16 +1428,15 @@
         <w:tblLook w:firstColumn="1" w:firstRow="1" w:lastColumn="0" w:lastRow="0" w:noHBand="0" w:noVBand="1" w:val="04A0"/>
       </w:tblPr>
       <w:tblGrid>
-        <w:gridCol w:w="7852"/>
-        <w:gridCol w:w="7852"/>
+        <w:gridCol w:w="10772"/>
       </w:tblGrid>
       <w:tr>
         <w:trPr>
-          <w:trHeight w:val="10148" w:hRule="exact"/>
+          <w:trHeight w:val="15080" w:hRule="exact"/>
         </w:trPr>
         <w:tc>
           <w:tcPr>
-            <w:tcW w:type="dxa" w:w="7710"/>
+            <w:tcW w:type="dxa" w:w="10772"/>
             <w:vAlign w:val="top"/>
           </w:tcPr>
           <w:p>
@@ -1298,7 +1453,7 @@
               </w:rPr>
               <w:drawing>
                 <wp:inline xmlns:a="http://schemas.openxmlformats.org/drawingml/2006/main" xmlns:pic="http://schemas.openxmlformats.org/drawingml/2006/picture">
-                  <wp:extent cx="3081701" cy="5478580"/>
+                  <wp:extent cx="4697718" cy="8351499"/>
                   <wp:docPr id="5" name="Picture 5"/>
                   <wp:cNvGraphicFramePr>
                     <a:graphicFrameLocks noChangeAspect="1"/>
@@ -1319,7 +1474,7 @@
                         <pic:spPr>
                           <a:xfrm>
                             <a:off x="0" y="0"/>
-                            <a:ext cx="3081701" cy="5478580"/>
+                            <a:ext cx="4697718" cy="8351499"/>
                           </a:xfrm>
                           <a:prstGeom prst="rect"/>
                         </pic:spPr>
@@ -1332,50 +1487,113 @@
           </w:p>
           <w:p>
             <w:pPr>
-              <w:spacing w:before="0" w:after="20" w:line="204" w:lineRule="exact"/>
+              <w:spacing w:before="0" w:after="20" w:line="216" w:lineRule="exact"/>
             </w:pPr>
             <w:r>
               <w:rPr>
                 <w:b w:val="0"/>
                 <w:i w:val="0"/>
                 <w:color w:val="666666"/>
-                <w:sz w:val="17"/>
+                <w:sz w:val="18"/>
               </w:rPr>
               <w:t>PASO 5 · LIBERACION MANUAL · 00:43</w:t>
             </w:r>
           </w:p>
           <w:p>
             <w:pPr>
-              <w:spacing w:before="0" w:after="20" w:line="312" w:lineRule="exact"/>
+              <w:spacing w:before="0" w:after="20" w:line="360" w:lineRule="exact"/>
             </w:pPr>
             <w:r>
               <w:rPr>
                 <w:b/>
                 <w:i w:val="0"/>
                 <w:color w:val="111111"/>
-                <w:sz w:val="26"/>
+                <w:sz w:val="30"/>
               </w:rPr>
               <w:t>Bloquear camilla nuevamente</w:t>
             </w:r>
           </w:p>
           <w:p>
             <w:pPr>
-              <w:spacing w:before="0" w:after="0" w:line="252" w:lineRule="exact"/>
+              <w:spacing w:before="0" w:after="0" w:line="276" w:lineRule="exact"/>
             </w:pPr>
             <w:r>
               <w:rPr>
                 <w:b w:val="0"/>
                 <w:i w:val="0"/>
                 <w:color w:val="222222"/>
-                <w:sz w:val="21"/>
+                <w:sz w:val="23"/>
               </w:rPr>
               <w:t>Empujar la manilla roja hacia adentro a su posicion original y cerrar la compuerta presionandola para asegurar el sistema.</w:t>
             </w:r>
           </w:p>
         </w:tc>
+      </w:tr>
+    </w:tbl>
+    <w:p>
+      <w:pPr>
+        <w:sectPr>
+          <w:pgSz w:w="11906" w:h="16838"/>
+          <w:pgMar w:top="567" w:right="567" w:bottom="567" w:left="567" w:header="283" w:footer="283" w:gutter="0"/>
+          <w:cols w:space="720"/>
+          <w:docGrid w:linePitch="360"/>
+        </w:sectPr>
+      </w:pPr>
+    </w:p>
+    <w:p>
+      <w:pPr>
+        <w:pageBreakBefore w:val="0"/>
+        <w:pBdr>
+          <w:bottom w:val="single" w:sz="4" w:space="2" w:color="BBBBBB"/>
+        </w:pBdr>
+        <w:tabs>
+          <w:tab w:pos="10772" w:val="right"/>
+        </w:tabs>
+        <w:spacing w:before="0" w:after="80" w:line="192" w:lineRule="exact"/>
+      </w:pPr>
+      <w:r>
+        <w:rPr>
+          <w:b w:val="0"/>
+          <w:i w:val="0"/>
+          <w:color w:val="666666"/>
+          <w:sz w:val="16"/>
+        </w:rPr>
+        <w:t>Procedimiento de liberación de camilla y seguridad en TC Canon</w:t>
+      </w:r>
+      <w:r>
+        <w:rPr>
+          <w:b w:val="0"/>
+          <w:i w:val="0"/>
+          <w:color w:val="666666"/>
+          <w:sz w:val="16"/>
+        </w:rPr>
+        <w:tab/>
+        <w:t>Paso 6 de 8</w:t>
+      </w:r>
+    </w:p>
+    <w:tbl>
+      <w:tblPr>
+        <w:tblW w:type="auto" w:w="0"/>
+        <w:jc w:val="center"/>
+        <w:tblLayout w:type="fixed"/>
+        <w:tblCellMar>
+          <w:top w:w="28" w:type="dxa"/>
+          <w:left w:w="85" w:type="dxa"/>
+          <w:bottom w:w="0" w:type="dxa"/>
+          <w:right w:w="85" w:type="dxa"/>
+        </w:tblCellMar>
+        <w:tblLook w:firstColumn="1" w:firstRow="1" w:lastColumn="0" w:lastRow="0" w:noHBand="0" w:noVBand="1" w:val="04A0"/>
+      </w:tblPr>
+      <w:tblGrid>
+        <w:gridCol w:w="10772"/>
+      </w:tblGrid>
+      <w:tr>
+        <w:trPr>
+          <w:trHeight w:val="15080" w:hRule="exact"/>
+        </w:trPr>
         <w:tc>
           <w:tcPr>
-            <w:tcW w:type="dxa" w:w="7710"/>
+            <w:tcW w:type="dxa" w:w="10772"/>
             <w:vAlign w:val="top"/>
           </w:tcPr>
           <w:p>
@@ -1392,7 +1610,7 @@
               </w:rPr>
               <w:drawing>
                 <wp:inline xmlns:a="http://schemas.openxmlformats.org/drawingml/2006/main" xmlns:pic="http://schemas.openxmlformats.org/drawingml/2006/picture">
-                  <wp:extent cx="3081701" cy="5478580"/>
+                  <wp:extent cx="4697718" cy="8351499"/>
                   <wp:docPr id="6" name="Picture 6"/>
                   <wp:cNvGraphicFramePr>
                     <a:graphicFrameLocks noChangeAspect="1"/>
@@ -1413,7 +1631,7 @@
                         <pic:spPr>
                           <a:xfrm>
                             <a:off x="0" y="0"/>
-                            <a:ext cx="3081701" cy="5478580"/>
+                            <a:ext cx="4697718" cy="8351499"/>
                           </a:xfrm>
                           <a:prstGeom prst="rect"/>
                         </pic:spPr>
@@ -1426,42 +1644,42 @@
           </w:p>
           <w:p>
             <w:pPr>
-              <w:spacing w:before="0" w:after="20" w:line="204" w:lineRule="exact"/>
+              <w:spacing w:before="0" w:after="20" w:line="216" w:lineRule="exact"/>
             </w:pPr>
             <w:r>
               <w:rPr>
                 <w:b w:val="0"/>
                 <w:i w:val="0"/>
                 <w:color w:val="666666"/>
-                <w:sz w:val="17"/>
+                <w:sz w:val="18"/>
               </w:rPr>
               <w:t>PASO 6 · MANTENIMIENTO · 01:01</w:t>
             </w:r>
           </w:p>
           <w:p>
             <w:pPr>
-              <w:spacing w:before="0" w:after="20" w:line="312" w:lineRule="exact"/>
+              <w:spacing w:before="0" w:after="20" w:line="360" w:lineRule="exact"/>
             </w:pPr>
             <w:r>
               <w:rPr>
                 <w:b/>
                 <w:i w:val="0"/>
                 <w:color w:val="111111"/>
-                <w:sz w:val="26"/>
+                <w:sz w:val="30"/>
               </w:rPr>
               <w:t>Reiniciar disyuntor de gantry</w:t>
             </w:r>
           </w:p>
           <w:p>
             <w:pPr>
-              <w:spacing w:before="0" w:after="0" w:line="252" w:lineRule="exact"/>
+              <w:spacing w:before="0" w:after="0" w:line="276" w:lineRule="exact"/>
             </w:pPr>
             <w:r>
               <w:rPr>
                 <w:b w:val="0"/>
                 <w:i w:val="0"/>
                 <w:color w:val="222222"/>
-                <w:sz w:val="21"/>
+                <w:sz w:val="23"/>
               </w:rPr>
               <w:t>Ubicacion del interruptor en la parte lateral trasera del gantry para reiniciar el tomografo tras un fallo o a peticion del servicio tecnico.</w:t>
             </w:r>
@@ -1471,12 +1689,22 @@
     </w:tbl>
     <w:p>
       <w:pPr>
-        <w:pageBreakBefore/>
+        <w:sectPr>
+          <w:pgSz w:w="11906" w:h="16838"/>
+          <w:pgMar w:top="567" w:right="567" w:bottom="567" w:left="567" w:header="283" w:footer="283" w:gutter="0"/>
+          <w:cols w:space="720"/>
+          <w:docGrid w:linePitch="360"/>
+        </w:sectPr>
+      </w:pPr>
+    </w:p>
+    <w:p>
+      <w:pPr>
+        <w:pageBreakBefore w:val="0"/>
         <w:pBdr>
           <w:bottom w:val="single" w:sz="4" w:space="2" w:color="BBBBBB"/>
         </w:pBdr>
         <w:tabs>
-          <w:tab w:pos="15704" w:val="right"/>
+          <w:tab w:pos="10772" w:val="right"/>
         </w:tabs>
         <w:spacing w:before="0" w:after="80" w:line="192" w:lineRule="exact"/>
       </w:pPr>
@@ -1497,7 +1725,7 @@
           <w:sz w:val="16"/>
         </w:rPr>
         <w:tab/>
-        <w:t>Pasos 7–8 de 8</w:t>
+        <w:t>Paso 7 de 8</w:t>
       </w:r>
     </w:p>
     <w:tbl>
@@ -1514,16 +1742,15 @@
         <w:tblLook w:firstColumn="1" w:firstRow="1" w:lastColumn="0" w:lastRow="0" w:noHBand="0" w:noVBand="1" w:val="04A0"/>
       </w:tblPr>
       <w:tblGrid>
-        <w:gridCol w:w="7852"/>
-        <w:gridCol w:w="7852"/>
+        <w:gridCol w:w="10772"/>
       </w:tblGrid>
       <w:tr>
         <w:trPr>
-          <w:trHeight w:val="10148" w:hRule="exact"/>
+          <w:trHeight w:val="15080" w:hRule="exact"/>
         </w:trPr>
         <w:tc>
           <w:tcPr>
-            <w:tcW w:type="dxa" w:w="7710"/>
+            <w:tcW w:type="dxa" w:w="10772"/>
             <w:vAlign w:val="top"/>
           </w:tcPr>
           <w:p>
@@ -1540,7 +1767,7 @@
               </w:rPr>
               <w:drawing>
                 <wp:inline xmlns:a="http://schemas.openxmlformats.org/drawingml/2006/main" xmlns:pic="http://schemas.openxmlformats.org/drawingml/2006/picture">
-                  <wp:extent cx="3081701" cy="5478580"/>
+                  <wp:extent cx="4697718" cy="8351499"/>
                   <wp:docPr id="7" name="Picture 7"/>
                   <wp:cNvGraphicFramePr>
                     <a:graphicFrameLocks noChangeAspect="1"/>
@@ -1561,7 +1788,7 @@
                         <pic:spPr>
                           <a:xfrm>
                             <a:off x="0" y="0"/>
-                            <a:ext cx="3081701" cy="5478580"/>
+                            <a:ext cx="4697718" cy="8351499"/>
                           </a:xfrm>
                           <a:prstGeom prst="rect"/>
                         </pic:spPr>
@@ -1574,50 +1801,113 @@
           </w:p>
           <w:p>
             <w:pPr>
-              <w:spacing w:before="0" w:after="20" w:line="204" w:lineRule="exact"/>
+              <w:spacing w:before="0" w:after="20" w:line="216" w:lineRule="exact"/>
             </w:pPr>
             <w:r>
               <w:rPr>
                 <w:b w:val="0"/>
                 <w:i w:val="0"/>
                 <w:color w:val="666666"/>
-                <w:sz w:val="17"/>
+                <w:sz w:val="18"/>
               </w:rPr>
               <w:t>PASO 7 · SEGURIDAD Y LIMITES · 02:22</w:t>
             </w:r>
           </w:p>
           <w:p>
             <w:pPr>
-              <w:spacing w:before="0" w:after="20" w:line="312" w:lineRule="exact"/>
+              <w:spacing w:before="0" w:after="20" w:line="360" w:lineRule="exact"/>
             </w:pPr>
             <w:r>
               <w:rPr>
                 <w:b/>
                 <w:i w:val="0"/>
                 <w:color w:val="111111"/>
-                <w:sz w:val="26"/>
+                <w:sz w:val="30"/>
               </w:rPr>
               <w:t>Verificar limites de movimiento</w:t>
             </w:r>
           </w:p>
           <w:p>
             <w:pPr>
-              <w:spacing w:before="0" w:after="0" w:line="252" w:lineRule="exact"/>
+              <w:spacing w:before="0" w:after="0" w:line="276" w:lineRule="exact"/>
             </w:pPr>
             <w:r>
               <w:rPr>
                 <w:b w:val="0"/>
                 <w:i w:val="0"/>
                 <w:color w:val="222222"/>
-                <w:sz w:val="21"/>
+                <w:sz w:val="23"/>
               </w:rPr>
               <w:t>Identificar los limites de movimiento indicados en la estructura como STROKE END en color amarillo con borde negro.</w:t>
             </w:r>
           </w:p>
         </w:tc>
+      </w:tr>
+    </w:tbl>
+    <w:p>
+      <w:pPr>
+        <w:sectPr>
+          <w:pgSz w:w="11906" w:h="16838"/>
+          <w:pgMar w:top="567" w:right="567" w:bottom="567" w:left="567" w:header="283" w:footer="283" w:gutter="0"/>
+          <w:cols w:space="720"/>
+          <w:docGrid w:linePitch="360"/>
+        </w:sectPr>
+      </w:pPr>
+    </w:p>
+    <w:p>
+      <w:pPr>
+        <w:pageBreakBefore w:val="0"/>
+        <w:pBdr>
+          <w:bottom w:val="single" w:sz="4" w:space="2" w:color="BBBBBB"/>
+        </w:pBdr>
+        <w:tabs>
+          <w:tab w:pos="10772" w:val="right"/>
+        </w:tabs>
+        <w:spacing w:before="0" w:after="80" w:line="192" w:lineRule="exact"/>
+      </w:pPr>
+      <w:r>
+        <w:rPr>
+          <w:b w:val="0"/>
+          <w:i w:val="0"/>
+          <w:color w:val="666666"/>
+          <w:sz w:val="16"/>
+        </w:rPr>
+        <w:t>Procedimiento de liberación de camilla y seguridad en TC Canon</w:t>
+      </w:r>
+      <w:r>
+        <w:rPr>
+          <w:b w:val="0"/>
+          <w:i w:val="0"/>
+          <w:color w:val="666666"/>
+          <w:sz w:val="16"/>
+        </w:rPr>
+        <w:tab/>
+        <w:t>Paso 8 de 8</w:t>
+      </w:r>
+    </w:p>
+    <w:tbl>
+      <w:tblPr>
+        <w:tblW w:type="auto" w:w="0"/>
+        <w:jc w:val="center"/>
+        <w:tblLayout w:type="fixed"/>
+        <w:tblCellMar>
+          <w:top w:w="28" w:type="dxa"/>
+          <w:left w:w="85" w:type="dxa"/>
+          <w:bottom w:w="0" w:type="dxa"/>
+          <w:right w:w="85" w:type="dxa"/>
+        </w:tblCellMar>
+        <w:tblLook w:firstColumn="1" w:firstRow="1" w:lastColumn="0" w:lastRow="0" w:noHBand="0" w:noVBand="1" w:val="04A0"/>
+      </w:tblPr>
+      <w:tblGrid>
+        <w:gridCol w:w="10772"/>
+      </w:tblGrid>
+      <w:tr>
+        <w:trPr>
+          <w:trHeight w:val="15080" w:hRule="exact"/>
+        </w:trPr>
         <w:tc>
           <w:tcPr>
-            <w:tcW w:type="dxa" w:w="7710"/>
+            <w:tcW w:type="dxa" w:w="10772"/>
             <w:vAlign w:val="top"/>
           </w:tcPr>
           <w:p>
@@ -1634,7 +1924,7 @@
               </w:rPr>
               <w:drawing>
                 <wp:inline xmlns:a="http://schemas.openxmlformats.org/drawingml/2006/main" xmlns:pic="http://schemas.openxmlformats.org/drawingml/2006/picture">
-                  <wp:extent cx="3081701" cy="5478580"/>
+                  <wp:extent cx="4697718" cy="8351499"/>
                   <wp:docPr id="8" name="Picture 8"/>
                   <wp:cNvGraphicFramePr>
                     <a:graphicFrameLocks noChangeAspect="1"/>
@@ -1655,7 +1945,7 @@
                         <pic:spPr>
                           <a:xfrm>
                             <a:off x="0" y="0"/>
-                            <a:ext cx="3081701" cy="5478580"/>
+                            <a:ext cx="4697718" cy="8351499"/>
                           </a:xfrm>
                           <a:prstGeom prst="rect"/>
                         </pic:spPr>
@@ -1668,42 +1958,42 @@
           </w:p>
           <w:p>
             <w:pPr>
-              <w:spacing w:before="0" w:after="20" w:line="204" w:lineRule="exact"/>
+              <w:spacing w:before="0" w:after="20" w:line="216" w:lineRule="exact"/>
             </w:pPr>
             <w:r>
               <w:rPr>
                 <w:b w:val="0"/>
                 <w:i w:val="0"/>
                 <w:color w:val="666666"/>
-                <w:sz w:val="17"/>
+                <w:sz w:val="18"/>
               </w:rPr>
               <w:t>PASO 8 · SEGURIDAD Y LIMITES · 02:37</w:t>
             </w:r>
           </w:p>
           <w:p>
             <w:pPr>
-              <w:spacing w:before="0" w:after="20" w:line="312" w:lineRule="exact"/>
+              <w:spacing w:before="0" w:after="20" w:line="360" w:lineRule="exact"/>
             </w:pPr>
             <w:r>
               <w:rPr>
                 <w:b/>
                 <w:i w:val="0"/>
                 <w:color w:val="111111"/>
-                <w:sz w:val="26"/>
+                <w:sz w:val="30"/>
               </w:rPr>
               <w:t>Posicionar cabezal adecuadamente</w:t>
             </w:r>
           </w:p>
           <w:p>
             <w:pPr>
-              <w:spacing w:before="0" w:after="0" w:line="252" w:lineRule="exact"/>
+              <w:spacing w:before="0" w:after="0" w:line="276" w:lineRule="exact"/>
             </w:pPr>
             <w:r>
               <w:rPr>
                 <w:b w:val="0"/>
                 <w:i w:val="0"/>
                 <w:color w:val="222222"/>
-                <w:sz w:val="21"/>
+                <w:sz w:val="23"/>
               </w:rPr>
               <w:t>Advertencia sobre la estructura interna de la camilla plana CIVCO con divisiones F8, F7, F6, F5: evitar colocar la cabeza directamente en la zona de union para prevenir artefactos.</w:t>
             </w:r>
@@ -1713,12 +2003,22 @@
     </w:tbl>
     <w:p>
       <w:pPr>
-        <w:pageBreakBefore/>
+        <w:sectPr>
+          <w:pgSz w:w="11906" w:h="16838"/>
+          <w:pgMar w:top="567" w:right="567" w:bottom="567" w:left="567" w:header="283" w:footer="283" w:gutter="0"/>
+          <w:cols w:space="720"/>
+          <w:docGrid w:linePitch="360"/>
+        </w:sectPr>
+      </w:pPr>
+    </w:p>
+    <w:p>
+      <w:pPr>
+        <w:pageBreakBefore w:val="0"/>
         <w:pBdr>
           <w:bottom w:val="single" w:sz="4" w:space="2" w:color="BBBBBB"/>
         </w:pBdr>
         <w:tabs>
-          <w:tab w:pos="15704" w:val="right"/>
+          <w:tab w:pos="10772" w:val="right"/>
         </w:tabs>
         <w:spacing w:before="0" w:after="80" w:line="192" w:lineRule="exact"/>
       </w:pPr>
@@ -2581,11 +2881,9 @@
       </w:r>
     </w:p>
     <w:sectPr>
-      <w:footerReference w:type="default" r:id="rId9"/>
-      <w:pgSz w:w="16838" w:h="11906" w:orient="landscape"/>
+      <w:pgSz w:w="11906" w:h="16838"/>
       <w:pgMar w:top="567" w:right="567" w:bottom="567" w:left="567" w:header="283" w:footer="283" w:gutter="0"/>
       <w:cols w:space="720"/>
-      <w:titlePg/>
       <w:docGrid w:linePitch="360"/>
     </w:sectPr>
   </w:body>
